--- a/testakten/sozialrecht-schwerbehindertenverfahren-gdb-merkzeichen-muenster/01_mandatsnotiz_fristsache.docx
+++ b/testakten/sozialrecht-schwerbehindertenverfahren-gdb-merkzeichen-muenster/01_mandatsnotiz_fristsache.docx
@@ -5,75 +5,120 @@
     <w:p>
       <w:pPr>
         <w:pStyle w:val="Heading1"/>
+        <w:spacing w:after="160" w:line="259" w:lineRule="auto"/>
       </w:pPr>
       <w:r>
         <w:rPr>
           <w:rFonts w:ascii="Times New Roman" w:hAnsi="Times New Roman"/>
+          <w:b/>
+          <w:sz w:val="28"/>
         </w:rPr>
         <w:t>Mandatsnotiz und Fristsache</w:t>
       </w:r>
     </w:p>
     <w:p>
       <w:pPr>
+        <w:spacing w:before="120" w:after="60" w:line="259" w:lineRule="auto"/>
         <w:jc w:val="left"/>
       </w:pPr>
       <w:r>
+        <w:rPr>
+          <w:rFonts w:ascii="Times New Roman" w:hAnsi="Times New Roman"/>
+          <w:b w:val="0"/>
+          <w:i w:val="0"/>
+          <w:sz w:val="22"/>
+        </w:rPr>
         <w:t>Kanzlei Terwiel &amp; Brandhove Rechtsanwältinnen und Rechtsanwälte PartG mbB</w:t>
       </w:r>
     </w:p>
     <w:p>
       <w:pPr>
+        <w:spacing w:before="120" w:after="60" w:line="259" w:lineRule="auto"/>
         <w:jc w:val="left"/>
       </w:pPr>
       <w:r>
+        <w:rPr>
+          <w:rFonts w:ascii="Times New Roman" w:hAnsi="Times New Roman"/>
+          <w:b/>
+          <w:sz w:val="22"/>
+        </w:rPr>
         <w:t>Salzstraße 21, 48143 Münster</w:t>
       </w:r>
     </w:p>
     <w:p>
       <w:pPr>
+        <w:spacing w:before="120" w:after="60" w:line="259" w:lineRule="auto"/>
         <w:jc w:val="left"/>
       </w:pPr>
       <w:r>
+        <w:rPr>
+          <w:rFonts w:ascii="Times New Roman" w:hAnsi="Times New Roman"/>
+          <w:b/>
+          <w:sz w:val="22"/>
+        </w:rPr>
         <w:t>Telefon 0251 41 88 02-0, Telefax 0251 41 88 02-29</w:t>
       </w:r>
     </w:p>
     <w:p>
       <w:pPr>
+        <w:spacing w:before="120" w:after="60" w:line="259" w:lineRule="auto"/>
         <w:jc w:val="left"/>
       </w:pPr>
       <w:r>
+        <w:rPr>
+          <w:rFonts w:ascii="Times New Roman" w:hAnsi="Times New Roman"/>
+          <w:b/>
+          <w:sz w:val="22"/>
+        </w:rPr>
         <w:t>Bearbeiterin: Rechtsanwältin Dr. Sabine Terwiel, Fachanwältin für Sozialrecht</w:t>
       </w:r>
     </w:p>
     <w:p>
       <w:pPr>
+        <w:spacing w:before="120" w:after="60" w:line="259" w:lineRule="auto"/>
         <w:jc w:val="left"/>
       </w:pPr>
       <w:r>
+        <w:rPr>
+          <w:rFonts w:ascii="Times New Roman" w:hAnsi="Times New Roman"/>
+          <w:b w:val="0"/>
+          <w:i w:val="0"/>
+          <w:sz w:val="22"/>
+        </w:rPr>
         <w:t>Aktenzeichen intern: 2026-0412-SB/te</w:t>
       </w:r>
     </w:p>
     <w:p>
       <w:pPr>
+        <w:spacing w:before="120" w:after="60" w:line="259" w:lineRule="auto"/>
         <w:jc w:val="left"/>
       </w:pPr>
       <w:r>
+        <w:rPr>
+          <w:rFonts w:ascii="Times New Roman" w:hAnsi="Times New Roman"/>
+          <w:b/>
+          <w:sz w:val="22"/>
+        </w:rPr>
         <w:t>Erstgespräch: 01.07.2026, 14:30 Uhr, anwesend die Mandantin</w:t>
       </w:r>
     </w:p>
     <w:p>
       <w:pPr>
         <w:pStyle w:val="Heading2"/>
+        <w:spacing w:before="120" w:after="60" w:line="259" w:lineRule="auto"/>
       </w:pPr>
       <w:r>
         <w:rPr>
           <w:rFonts w:ascii="Times New Roman" w:hAnsi="Times New Roman"/>
+          <w:b/>
+          <w:sz w:val="22"/>
         </w:rPr>
         <w:t>Mandantin</w:t>
       </w:r>
     </w:p>
     <w:p>
       <w:pPr>
+        <w:spacing w:line="259" w:lineRule="auto" w:after="60"/>
         <w:jc w:val="left"/>
       </w:pPr>
       <w:r>
@@ -83,6 +128,7 @@
     <w:p>
       <w:pPr>
         <w:pStyle w:val="Heading2"/>
+        <w:spacing w:line="259" w:lineRule="auto" w:after="60"/>
       </w:pPr>
       <w:r>
         <w:rPr>
@@ -93,6 +139,7 @@
     </w:p>
     <w:p>
       <w:pPr>
+        <w:spacing w:line="259" w:lineRule="auto" w:after="60"/>
         <w:jc w:val="left"/>
       </w:pPr>
       <w:r>
@@ -101,6 +148,7 @@
     </w:p>
     <w:p>
       <w:pPr>
+        <w:spacing w:line="259" w:lineRule="auto" w:after="60"/>
         <w:jc w:val="left"/>
       </w:pPr>
       <w:r>
@@ -110,6 +158,7 @@
     <w:p>
       <w:pPr>
         <w:pStyle w:val="Heading2"/>
+        <w:spacing w:line="259" w:lineRule="auto" w:after="60"/>
       </w:pPr>
       <w:r>
         <w:rPr>
@@ -120,6 +169,7 @@
     </w:p>
     <w:p>
       <w:pPr>
+        <w:spacing w:line="259" w:lineRule="auto" w:after="60"/>
         <w:jc w:val="left"/>
       </w:pPr>
       <w:r>
@@ -128,6 +178,7 @@
     </w:p>
     <w:p>
       <w:pPr>
+        <w:spacing w:line="259" w:lineRule="auto" w:after="60"/>
         <w:jc w:val="left"/>
       </w:pPr>
       <w:r>
@@ -137,6 +188,7 @@
     <w:p>
       <w:pPr>
         <w:pStyle w:val="Heading2"/>
+        <w:spacing w:line="259" w:lineRule="auto" w:after="60"/>
       </w:pPr>
       <w:r>
         <w:rPr>
@@ -148,6 +200,7 @@
     <w:p>
       <w:pPr>
         <w:pStyle w:val="ListNumber"/>
+        <w:spacing w:line="259" w:lineRule="auto" w:after="60"/>
       </w:pPr>
       <w:r>
         <w:t>Widerspruch fristwahrend einlegen, Begründung nach Akteneinsicht ergänzen.</w:t>
@@ -156,6 +209,7 @@
     <w:p>
       <w:pPr>
         <w:pStyle w:val="ListNumber"/>
+        <w:spacing w:line="259" w:lineRule="auto" w:after="60"/>
       </w:pPr>
       <w:r>
         <w:t>Akteneinsicht in den Verwaltungsvorgang beantragen, insbesondere in die versorgungsärztliche Stellungnahme.</w:t>
@@ -164,6 +218,7 @@
     <w:p>
       <w:pPr>
         <w:pStyle w:val="ListNumber"/>
+        <w:spacing w:line="259" w:lineRule="auto" w:after="60"/>
       </w:pPr>
       <w:r>
         <w:t>Befunde gezielt nachreichen: Hausarzt, Neurologie, Pneumologie, Orthopädie, Arbeitsplatz.</w:t>
@@ -172,6 +227,7 @@
     <w:p>
       <w:pPr>
         <w:pStyle w:val="ListNumber"/>
+        <w:spacing w:line="259" w:lineRule="auto" w:after="60"/>
       </w:pPr>
       <w:r>
         <w:t>Nicht vorschnell Diagnosen addieren; entscheidend sind Funktionsbeeinträchtigungen, Teilhabefolgen, Gehfähigkeit, Schmerz, Atemnot, Arbeitsplatzbelastung und die Konsistenz der ärztlichen Angaben untereinander.</w:t>
@@ -180,6 +236,7 @@
     <w:p>
       <w:pPr>
         <w:pStyle w:val="ListNumber"/>
+        <w:spacing w:line="259" w:lineRule="auto" w:after="60"/>
       </w:pPr>
       <w:r>
         <w:t>Perspektive besprechen: Bei einem GdB von 50 käme später die Altersrente für schwerbehinderte Menschen in Betracht; die Mandantin ist Jahrgang 1964.</w:t>
@@ -188,6 +245,7 @@
     <w:p>
       <w:pPr>
         <w:pStyle w:val="Heading2"/>
+        <w:spacing w:line="259" w:lineRule="auto" w:after="60"/>
       </w:pPr>
       <w:r>
         <w:rPr>
@@ -198,6 +256,7 @@
     </w:p>
     <w:p>
       <w:pPr>
+        <w:spacing w:line="259" w:lineRule="auto" w:after="60"/>
         <w:jc w:val="left"/>
       </w:pPr>
       <w:r>
@@ -205,13 +264,58 @@
       </w:r>
     </w:p>
     <w:sectPr>
+      <w:headerReference w:type="default" r:id="rId9"/>
+      <w:footerReference w:type="default" r:id="rId10"/>
       <w:pgSz w:w="11906" w:h="16838"/>
-      <w:pgMar w:top="1417" w:right="1417" w:bottom="1417" w:left="1417" w:header="720" w:footer="720" w:gutter="0"/>
+      <w:pgMar w:top="1191" w:right="1247" w:bottom="1134" w:left="1361" w:header="720" w:footer="720" w:gutter="0"/>
       <w:cols w:space="720"/>
       <w:docGrid w:linePitch="360"/>
     </w:sectPr>
   </w:body>
 </w:document>
+</file>
+
+<file path=word/footer1.xml><?xml version="1.0" encoding="utf-8"?>
+<w:ftr xmlns:m="http://schemas.openxmlformats.org/officeDocument/2006/math" xmlns:mc="http://schemas.openxmlformats.org/markup-compatibility/2006" xmlns:mo="http://schemas.microsoft.com/office/mac/office/2008/main" xmlns:mv="urn:schemas-microsoft-com:mac:vml" xmlns:o="urn:schemas-microsoft-com:office:office" xmlns:r="http://schemas.openxmlformats.org/officeDocument/2006/relationships" xmlns:v="urn:schemas-microsoft-com:vml" xmlns:w10="urn:schemas-microsoft-com:office:word" xmlns:w14="http://schemas.microsoft.com/office/word/2010/wordml" xmlns:w="http://schemas.openxmlformats.org/wordprocessingml/2006/main" xmlns:wne="http://schemas.microsoft.com/office/word/2006/wordml" xmlns:wp14="http://schemas.microsoft.com/office/word/2010/wordprocessingDrawing" xmlns:wp="http://schemas.openxmlformats.org/drawingml/2006/wordprocessingDrawing" xmlns:wpc="http://schemas.microsoft.com/office/word/2010/wordprocessingCanvas" xmlns:wpg="http://schemas.microsoft.com/office/word/2010/wordprocessingGroup" xmlns:wpi="http://schemas.microsoft.com/office/word/2010/wordprocessingInk" xmlns:wps="http://schemas.microsoft.com/office/word/2010/wordprocessingShape" mc:Ignorable="w14 wp14">
+  <w:p>
+    <w:pPr>
+      <w:pStyle w:val="Footer"/>
+      <w:jc w:val="left"/>
+    </w:pPr>
+    <w:r/>
+    <w:r>
+      <w:rPr>
+        <w:rFonts w:ascii="Times New Roman" w:hAnsi="Times New Roman"/>
+        <w:b w:val="0"/>
+        <w:color w:val="777777"/>
+        <w:sz w:val="17"/>
+      </w:rPr>
+      <w:t>Vertraulich | Bearbeitungsstand Juli 2026 | nur zur Aktenbearbeitung</w:t>
+    </w:r>
+  </w:p>
+</w:ftr>
+</file>
+
+<file path=word/header1.xml><?xml version="1.0" encoding="utf-8"?>
+<w:hdr xmlns:m="http://schemas.openxmlformats.org/officeDocument/2006/math" xmlns:mc="http://schemas.openxmlformats.org/markup-compatibility/2006" xmlns:mo="http://schemas.microsoft.com/office/mac/office/2008/main" xmlns:mv="urn:schemas-microsoft-com:mac:vml" xmlns:o="urn:schemas-microsoft-com:office:office" xmlns:r="http://schemas.openxmlformats.org/officeDocument/2006/relationships" xmlns:v="urn:schemas-microsoft-com:vml" xmlns:w10="urn:schemas-microsoft-com:office:word" xmlns:w14="http://schemas.microsoft.com/office/word/2010/wordml" xmlns:w="http://schemas.openxmlformats.org/wordprocessingml/2006/main" xmlns:wne="http://schemas.microsoft.com/office/word/2006/wordml" xmlns:wp14="http://schemas.microsoft.com/office/word/2010/wordprocessingDrawing" xmlns:wp="http://schemas.openxmlformats.org/drawingml/2006/wordprocessingDrawing" xmlns:wpc="http://schemas.microsoft.com/office/word/2010/wordprocessingCanvas" xmlns:wpg="http://schemas.microsoft.com/office/word/2010/wordprocessingGroup" xmlns:wpi="http://schemas.microsoft.com/office/word/2010/wordprocessingInk" xmlns:wps="http://schemas.microsoft.com/office/word/2010/wordprocessingShape" mc:Ignorable="w14 wp14">
+  <w:p>
+    <w:pPr>
+      <w:pStyle w:val="Header"/>
+      <w:jc w:val="left"/>
+    </w:pPr>
+    <w:r/>
+    <w:r>
+      <w:rPr>
+        <w:rFonts w:ascii="Times New Roman" w:hAnsi="Times New Roman"/>
+        <w:b w:val="0"/>
+        <w:i w:val="0"/>
+        <w:color w:val="666666"/>
+        <w:sz w:val="17"/>
+      </w:rPr>
+      <w:t>Kanzlei Ahlers und Brinkmann | Sozialrechtliche Leistungsakte | Bearbeitungsstand Juli 2026</w:t>
+    </w:r>
+  </w:p>
+</w:hdr>
 </file>
 
 <file path=word/numbering.xml><?xml version="1.0" encoding="utf-8"?>
@@ -928,11 +1032,12 @@
       <w:contextualSpacing/>
     </w:pPr>
     <w:rPr>
-      <w:rFonts w:asciiTheme="majorHAnsi" w:eastAsiaTheme="majorEastAsia" w:hAnsiTheme="majorHAnsi" w:cstheme="majorBidi"/>
+      <w:rFonts w:asciiTheme="majorHAnsi" w:eastAsiaTheme="majorEastAsia" w:hAnsiTheme="majorHAnsi" w:cstheme="majorBidi" w:ascii="Times New Roman" w:hAnsi="Times New Roman"/>
+      <w:b/>
       <w:color w:val="17365D" w:themeColor="text2" w:themeShade="BF"/>
       <w:spacing w:val="5"/>
       <w:kern w:val="28"/>
-      <w:sz w:val="52"/>
+      <w:sz w:val="30"/>
       <w:szCs w:val="52"/>
     </w:rPr>
   </w:style>

--- a/testakten/sozialrecht-schwerbehindertenverfahren-gdb-merkzeichen-muenster/01_mandatsnotiz_fristsache.docx
+++ b/testakten/sozialrecht-schwerbehindertenverfahren-gdb-merkzeichen-muenster/01_mandatsnotiz_fristsache.docx
@@ -143,7 +143,7 @@
         <w:jc w:val="left"/>
       </w:pPr>
       <w:r>
-        <w:t>Erhöhungsantrag (Neufeststellung nach § 152 SGB IX) vom 04.03.2026, zugleich Antrag auf Merkzeichen G. Bescheid der Stadt Münster, Amt für Soziales und Wohnen, vom 21.06.2026, Geschäftszeichen 50.33-SB-2021-004718: GdB weiterhin 30, Merkzeichen G abgelehnt. Zugang nach Angabe der Mandantin am 25.06.2026, der Briefumschlag liegt in der Handakte.</w:t>
+        <w:t>Erhöhungsantrag (Neufeststellung nach Paragraf 152 SGB IX) vom 04.03.2026, zugleich Antrag auf Merkzeichen G. Bescheid der Stadt Münster, Amt für Soziales und Wohnen, vom 21.06.2026, Geschäftszeichen 50.33-SB-2021-004718: GdB weiterhin 30, Merkzeichen G abgelehnt. Zugang nach Angabe der Mandantin am 25.06.2026, der Briefumschlag liegt in der Handakte.</w:t>
       </w:r>
     </w:p>
     <w:p>
@@ -260,7 +260,7 @@
         <w:jc w:val="left"/>
       </w:pPr>
       <w:r>
-        <w:t>Beratungshilfe kommt wegen des Erwerbseinkommens beider Eheleute nicht in Betracht. Vergütungsvereinbarung für das Widerspruchsverfahren am 01.07.2026 unterzeichnet; auf die Erstattungsregelung des § 63 SGB X wurde hingewiesen. Eine Rechtsschutzversicherung besteht nicht.</w:t>
+        <w:t>Beratungshilfe kommt wegen des Erwerbseinkommens beider Eheleute nicht in Betracht. Vergütungsvereinbarung für das Widerspruchsverfahren am 01.07.2026 unterzeichnet; auf die Erstattungsregelung des Paragrafen 63 SGB X wurde hingewiesen. Eine Rechtsschutzversicherung besteht nicht.</w:t>
       </w:r>
     </w:p>
     <w:sectPr>
